--- a/word_reports/LP_0275_위치_373_Peter, Paul and Mary_Albu.docx
+++ b/word_reports/LP_0275_위치_373_Peter, Paul and Mary_Albu.docx
@@ -4,7 +4,7 @@
   <w:body>
     <w:p>
       <w:pPr>
-        <w:spacing w:after="280"/>
+        <w:spacing w:after="80"/>
       </w:pPr>
       <w:r>
         <w:rPr w:rFonts="맑은 고딕">
@@ -13,94 +13,47 @@
           <w:color w:val="1E3A8A"/>
           <w:sz w:val="30"/>
         </w:rPr>
-        <w:t>[373] Peter, Paul and Mary - Album 1700</w:t>
+        <w:t>Peter, Paul and Mary (피터, 폴 앤 메리) - Album 1700</w:t>
       </w:r>
     </w:p>
     <w:p>
       <w:pPr>
-        <w:spacing w:after="320"/>
+        <w:spacing w:after="240"/>
       </w:pPr>
       <w:r>
         <w:rPr w:rFonts="맑은 고딕">
           <w:rFonts w:ascii="맑은 고딕" w:hAnsi="맑은 고딕" w:eastAsia="맑은 고딕"/>
           <w:b/>
-          <w:sz w:val="20"/>
+          <w:color w:val="4B5563"/>
+          <w:sz w:val="22"/>
         </w:rPr>
-        <w:t>■ 위치 : 373</w:t>
-        <w:br/>
-      </w:r>
-      <w:r>
-        <w:rPr w:rFonts="맑은 고딕">
-          <w:rFonts w:ascii="맑은 고딕" w:hAnsi="맑은 고딕" w:eastAsia="맑은 고딕"/>
-          <w:b/>
-          <w:sz w:val="20"/>
-        </w:rPr>
-        <w:t>■ 아티스트 : Peter, Paul and Mary</w:t>
-        <w:br/>
-      </w:r>
-      <w:r>
-        <w:rPr w:rFonts="맑은 고딕">
-          <w:rFonts w:ascii="맑은 고딕" w:hAnsi="맑은 고딕" w:eastAsia="맑은 고딕"/>
-          <w:b/>
-          <w:sz w:val="20"/>
-        </w:rPr>
-        <w:t>■ 앨범명 : Album 1700</w:t>
-        <w:br/>
-      </w:r>
-      <w:r>
-        <w:rPr w:rFonts="맑은 고딕">
-          <w:rFonts w:ascii="맑은 고딕" w:hAnsi="맑은 고딕" w:eastAsia="맑은 고딕"/>
-          <w:b w:val="0"/>
-          <w:sz w:val="20"/>
-        </w:rPr>
-        <w:t>■ 음반 레이블 : Warner Bros. Records</w:t>
-        <w:br/>
-      </w:r>
-      <w:r>
-        <w:rPr w:rFonts="맑은 고딕">
-          <w:rFonts w:ascii="맑은 고딕" w:hAnsi="맑은 고딕" w:eastAsia="맑은 고딕"/>
-          <w:b w:val="0"/>
-          <w:sz w:val="20"/>
-        </w:rPr>
-        <w:t>■ 발매년도 : 1967</w:t>
-        <w:br/>
-      </w:r>
-      <w:r>
-        <w:rPr w:rFonts="맑은 고딕">
-          <w:rFonts w:ascii="맑은 고딕" w:hAnsi="맑은 고딕" w:eastAsia="맑은 고딕"/>
-          <w:b w:val="0"/>
-          <w:sz w:val="20"/>
-        </w:rPr>
-        <w:t>■ 장르 : 포크, 포크 록 (Folk, Folk Rock)</w:t>
-        <w:br/>
-      </w:r>
-      <w:r>
-        <w:rPr w:rFonts="맑은 고딕">
-          <w:rFonts w:ascii="맑은 고딕" w:hAnsi="맑은 고딕" w:eastAsia="맑은 고딕"/>
-          <w:b w:val="0"/>
-          <w:sz w:val="20"/>
-        </w:rPr>
-        <w:t>■ 주요 수록곡 : Leaving on a Jet Plane, I Dig Rock and Roll Music, The House Song, The Great Mandella (The Wheel of Life), Whatshername, Weep for Jamie</w:t>
-        <w:br/>
+        <w:t>위치 :  373</w:t>
       </w:r>
     </w:p>
     <w:p>
       <w:pPr>
-        <w:spacing w:after="160"/>
+        <w:spacing w:line="324" w:lineRule="auto" w:before="80" w:after="160"/>
       </w:pPr>
       <w:r>
         <w:rPr w:rFonts="맑은 고딕">
           <w:rFonts w:ascii="맑은 고딕" w:hAnsi="맑은 고딕" w:eastAsia="맑은 고딕"/>
           <w:b/>
           <w:color w:val="1F2937"/>
-          <w:sz w:val="24"/>
+          <w:sz w:val="22"/>
         </w:rPr>
-        <w:t>■ 음반 해설 및 감상 가이드</w:t>
+        <w:t xml:space="preserve">[음반 소개] </w:t>
+      </w:r>
+      <w:r>
+        <w:rPr w:rFonts="맑은 고딕">
+          <w:rFonts w:ascii="맑은 고딕" w:hAnsi="맑은 고딕" w:eastAsia="맑은 고딕"/>
+          <w:b w:val="0"/>
+          <w:sz w:val="21"/>
+        </w:rPr>
       </w:r>
     </w:p>
     <w:p>
       <w:pPr>
-        <w:spacing w:line="312" w:lineRule="auto" w:after="120"/>
+        <w:spacing w:line="324" w:lineRule="auto" w:after="120"/>
       </w:pPr>
       <w:r>
         <w:rPr w:rFonts="맑은 고딕">
@@ -108,51 +61,516 @@
           <w:b w:val="0"/>
           <w:sz w:val="21"/>
         </w:rPr>
-        <w:t>1967년에 발매된 피터, 폴 앤 메리(Peter, Paul and Mary)의 여덟 번째 스튜디오 앨범 《Album 1700》은 1960년대 미국 모던 포크 음악의 역사에서 매우 중요한 전환점을 제시하는 명반입니다. 앨범 타이틀은 당시 발매된 워너 브라더스 레이블의 카탈로그 번호(WS 1700)에서 유래한 것으로, 당대 히피 문화의 개막과 포크 록(Folk Rock)의 대두라는 격동의 음악적 변혁기 속에서 이들이 구축해 낸 정통 포크의 뿌리와 새로운 사운드에 대한 탐구가 완벽한 균형을 이루고 있습니다.</w:t>
+        <w:t>1960년대 미국 포크 리바이벌의 가장 눈부신 순간을 아로새긴 피터, 폴 앤 메리의 『Album 1700』은 전통적인 통기타의 순수함 위에 록과 챔버 팝의 유려한 숨결을 불어넣은 기념비적인 음반입니다. 시대의 불안과 청춘의 고뇌를 마주하던 1967년의 혼돈 속에서도, 세 사람이 직조해 낸 투명하고도 정결한 하모니는 상처 입은 영혼들을 따스하게 감싸 안는 위로의 안식처가 되어 주었습니다. 무르익은 음악적 원숙미와 서정적인 멜로디의 극치를 보여주는 이 작품은 반세기가 훌쩍 지난 오늘날에도 아날로그 바이닐의 홈 사이로 변치 않는 서정시를 울려 퍼뜨리고 있습니다.</w:t>
       </w:r>
     </w:p>
     <w:p>
       <w:pPr>
-        <w:spacing w:line="312" w:lineRule="auto" w:after="120"/>
+        <w:spacing w:line="324" w:lineRule="auto" w:before="200" w:after="80"/>
       </w:pPr>
+      <w:r>
+        <w:rPr w:rFonts="맑은 고딕">
+          <w:rFonts w:ascii="맑은 고딕" w:hAnsi="맑은 고딕" w:eastAsia="맑은 고딕"/>
+          <w:b/>
+          <w:color w:val="1E3A8A"/>
+          <w:sz w:val="24"/>
+        </w:rPr>
+        <w:t>1. 음반 데이터</w:t>
+      </w:r>
+    </w:p>
+    <w:p>
+      <w:pPr>
+        <w:spacing w:line="324" w:lineRule="auto" w:after="80"/>
+      </w:pPr>
+      <w:r>
+        <w:rPr w:rFonts="맑은 고딕">
+          <w:rFonts w:ascii="맑은 고딕" w:hAnsi="맑은 고딕" w:eastAsia="맑은 고딕"/>
+          <w:b w:val="0"/>
+          <w:color w:val="6B7280"/>
+          <w:sz w:val="21"/>
+        </w:rPr>
+        <w:t xml:space="preserve">· </w:t>
+      </w:r>
+      <w:r>
+        <w:rPr w:rFonts="맑은 고딕">
+          <w:rFonts w:ascii="맑은 고딕" w:hAnsi="맑은 고딕" w:eastAsia="맑은 고딕"/>
+          <w:b/>
+          <w:color w:val="1F2937"/>
+          <w:sz w:val="21"/>
+        </w:rPr>
+        <w:t xml:space="preserve">앨범명: </w:t>
+      </w:r>
       <w:r>
         <w:rPr w:rFonts="맑은 고딕">
           <w:rFonts w:ascii="맑은 고딕" w:hAnsi="맑은 고딕" w:eastAsia="맑은 고딕"/>
           <w:b w:val="0"/>
           <w:sz w:val="21"/>
         </w:rPr>
-        <w:t>본 음반은 기존의 절제된 어쿠스틱 기타 중심 반주에서 한 걸음 나아가 브라스, 포크 록 스타일의 세션, 다채로운 스튜디오 효과를 적극적으로 도입하여 한층 풍성하고 현대적인 사운드를 완성했습니다. 그럼에도 피터 야로우(Peter Yarrow)의 섬세하고 맑은 테너, 폴 스투키(Paul Stookey)의 따뜻하고 안정적인 바리톤, 그리고 메리 트래버스(Mary Travers)의 풍부하고 힘 있는 보컬이 조화를 이루는 특유의 삼위일체 하모니는 여전히 음반 전체를 관통하며 정서적 중심을 잡아줍니다.</w:t>
+        <w:t>Album 1700</w:t>
       </w:r>
     </w:p>
     <w:p>
       <w:pPr>
-        <w:spacing w:line="312" w:lineRule="auto" w:after="120"/>
+        <w:spacing w:line="324" w:lineRule="auto" w:after="80"/>
       </w:pPr>
+      <w:r>
+        <w:rPr w:rFonts="맑은 고딕">
+          <w:rFonts w:ascii="맑은 고딕" w:hAnsi="맑은 고딕" w:eastAsia="맑은 고딕"/>
+          <w:b w:val="0"/>
+          <w:color w:val="6B7280"/>
+          <w:sz w:val="21"/>
+        </w:rPr>
+        <w:t xml:space="preserve">· </w:t>
+      </w:r>
+      <w:r>
+        <w:rPr w:rFonts="맑은 고딕">
+          <w:rFonts w:ascii="맑은 고딕" w:hAnsi="맑은 고딕" w:eastAsia="맑은 고딕"/>
+          <w:b/>
+          <w:color w:val="1F2937"/>
+          <w:sz w:val="21"/>
+        </w:rPr>
+        <w:t xml:space="preserve">아티스트: </w:t>
+      </w:r>
       <w:r>
         <w:rPr w:rFonts="맑은 고딕">
           <w:rFonts w:ascii="맑은 고딕" w:hAnsi="맑은 고딕" w:eastAsia="맑은 고딕"/>
           <w:b w:val="0"/>
           <w:sz w:val="21"/>
         </w:rPr>
-        <w:t>수록곡 가운데 가장 돋보이는 트랙은 당시 무명 신인이었던 존 덴버(John Denver)가 작곡한 "Leaving on a Jet Plane"입니다. 서정적인 멜로디와 이별의 애틋함을 담아낸 이 곡은 후일 빌보드 싱글 차트 1위에 오르며 세대를 초월한 대중적 사랑을 받는 포크 팝의 고전이 되었습니다. 또한, 당대 팝/록 신의 거장들을 유쾌하게 풍자하며 정교한 보컬 편곡을 선보인 "I Dig Rock and Roll Music"과, 반전(反戰) 철학과 숭고한 인간애를 담아낸 서사시 "The Great Mandella"는 이 그룹이 지닌 음악적 스펙트럼과 진보적인 사회적 의식을 여실히 증명합니다.</w:t>
+        <w:t>Peter, Paul and Mary (피터, 폴 앤 메리)</w:t>
       </w:r>
     </w:p>
     <w:p>
       <w:pPr>
-        <w:spacing w:line="312" w:lineRule="auto" w:after="120"/>
+        <w:spacing w:line="324" w:lineRule="auto" w:after="80"/>
       </w:pPr>
+      <w:r>
+        <w:rPr w:rFonts="맑은 고딕">
+          <w:rFonts w:ascii="맑은 고딕" w:hAnsi="맑은 고딕" w:eastAsia="맑은 고딕"/>
+          <w:b w:val="0"/>
+          <w:color w:val="6B7280"/>
+          <w:sz w:val="21"/>
+        </w:rPr>
+        <w:t xml:space="preserve">· </w:t>
+      </w:r>
+      <w:r>
+        <w:rPr w:rFonts="맑은 고딕">
+          <w:rFonts w:ascii="맑은 고딕" w:hAnsi="맑은 고딕" w:eastAsia="맑은 고딕"/>
+          <w:b/>
+          <w:color w:val="1F2937"/>
+          <w:sz w:val="21"/>
+        </w:rPr>
+        <w:t xml:space="preserve">발매 정보: </w:t>
+      </w:r>
       <w:r>
         <w:rPr w:rFonts="맑은 고딕">
           <w:rFonts w:ascii="맑은 고딕" w:hAnsi="맑은 고딕" w:eastAsia="맑은 고딕"/>
           <w:b w:val="0"/>
           <w:sz w:val="21"/>
         </w:rPr>
-        <w:t>《Album 1700》은 포크 뮤직이 어쿠스틱이라는 형식적 틀에 갇히지 않고, 시대를 흡수하며 어떻게 예술적으로 진화할 수 있는지를 보여주는 모범답안과도 같은 음반입니다. 상업적인 성취와 예술적 성숙, 그리고 시대적 메시지가 정교하게 어우러진 이 음반은 아날로그 LP의 따스한 질감으로 감상할 때 1960년대 후반의 시대적 낭만과 울림을 가장 완벽하게 전달합니다.</w:t>
+        <w:t>1967년 8월, 워너 브라더스 레코드(Warner Bros. Records)의 카탈로그 번호 'WS 1700'에서 음반명을 착안하여 발매되었으며, 순수 포크 트리오의 영역을 넘어 포크 록과 세련된 팝 편곡을 과감히 수용한 역사적 전환점의 음반입니다.</w:t>
+      </w:r>
+    </w:p>
+    <w:p>
+      <w:pPr>
+        <w:spacing w:line="324" w:lineRule="auto" w:after="80"/>
+      </w:pPr>
+      <w:r>
+        <w:rPr w:rFonts="맑은 고딕">
+          <w:rFonts w:ascii="맑은 고딕" w:hAnsi="맑은 고딕" w:eastAsia="맑은 고딕"/>
+          <w:b w:val="0"/>
+          <w:color w:val="6B7280"/>
+          <w:sz w:val="21"/>
+        </w:rPr>
+        <w:t xml:space="preserve">· </w:t>
+      </w:r>
+      <w:r>
+        <w:rPr w:rFonts="맑은 고딕">
+          <w:rFonts w:ascii="맑은 고딕" w:hAnsi="맑은 고딕" w:eastAsia="맑은 고딕"/>
+          <w:b/>
+          <w:color w:val="1F2937"/>
+          <w:sz w:val="21"/>
+        </w:rPr>
+        <w:t xml:space="preserve">LP 인기도(판매량): </w:t>
+      </w:r>
+      <w:r>
+        <w:rPr w:rFonts="맑은 고딕">
+          <w:rFonts w:ascii="맑은 고딕" w:hAnsi="맑은 고딕" w:eastAsia="맑은 고딕"/>
+          <w:b w:val="0"/>
+          <w:sz w:val="21"/>
+        </w:rPr>
+        <w:t>발매 직후 평단과 대중의 뜨거운 지지를 받으며 미국 빌보드 200 앨범 차트 5위까지 올랐으며, 미국음반산업협회(RIAA)로부터 골드 레코드(Gold) 인증을 획득하며 상업적으로도 눈부신 성공을 거두었습니다.</w:t>
+      </w:r>
+    </w:p>
+    <w:p>
+      <w:pPr>
+        <w:spacing w:line="324" w:lineRule="auto" w:after="80"/>
+      </w:pPr>
+      <w:r>
+        <w:rPr w:rFonts="맑은 고딕">
+          <w:rFonts w:ascii="맑은 고딕" w:hAnsi="맑은 고딕" w:eastAsia="맑은 고딕"/>
+          <w:b w:val="0"/>
+          <w:color w:val="6B7280"/>
+          <w:sz w:val="21"/>
+        </w:rPr>
+        <w:t xml:space="preserve">· </w:t>
+      </w:r>
+      <w:r>
+        <w:rPr w:rFonts="맑은 고딕">
+          <w:rFonts w:ascii="맑은 고딕" w:hAnsi="맑은 고딕" w:eastAsia="맑은 고딕"/>
+          <w:b/>
+          <w:color w:val="1F2937"/>
+          <w:sz w:val="21"/>
+        </w:rPr>
+        <w:t xml:space="preserve">각종 수상경력: </w:t>
+      </w:r>
+      <w:r>
+        <w:rPr w:rFonts="맑은 고딕">
+          <w:rFonts w:ascii="맑은 고딕" w:hAnsi="맑은 고딕" w:eastAsia="맑은 고딕"/>
+          <w:b w:val="0"/>
+          <w:sz w:val="21"/>
+        </w:rPr>
+        <w:t>1968년 제10회 그래미 어워드(Grammy Awards)에서 최고 영예인 '올해의 앨범(Album of the Year)' 후보에 노미네이트되었으며, 시대를 초월한 포크 명반으로서 음악사에 공인된 권위를 확립하였습니다.</w:t>
+      </w:r>
+    </w:p>
+    <w:p>
+      <w:pPr>
+        <w:spacing w:line="324" w:lineRule="auto" w:before="200" w:after="80"/>
+      </w:pPr>
+      <w:r>
+        <w:rPr w:rFonts="맑은 고딕">
+          <w:rFonts w:ascii="맑은 고딕" w:hAnsi="맑은 고딕" w:eastAsia="맑은 고딕"/>
+          <w:b/>
+          <w:color w:val="1E3A8A"/>
+          <w:sz w:val="24"/>
+        </w:rPr>
+        <w:t>2. 아티스트 정보</w:t>
+      </w:r>
+    </w:p>
+    <w:p>
+      <w:pPr>
+        <w:spacing w:line="324" w:lineRule="auto" w:after="80"/>
+      </w:pPr>
+      <w:r>
+        <w:rPr w:rFonts="맑은 고딕">
+          <w:rFonts w:ascii="맑은 고딕" w:hAnsi="맑은 고딕" w:eastAsia="맑은 고딕"/>
+          <w:b w:val="0"/>
+          <w:color w:val="6B7280"/>
+          <w:sz w:val="21"/>
+        </w:rPr>
+        <w:t xml:space="preserve">· </w:t>
+      </w:r>
+      <w:r>
+        <w:rPr w:rFonts="맑은 고딕">
+          <w:rFonts w:ascii="맑은 고딕" w:hAnsi="맑은 고딕" w:eastAsia="맑은 고딕"/>
+          <w:b/>
+          <w:color w:val="1F2937"/>
+          <w:sz w:val="21"/>
+        </w:rPr>
+        <w:t xml:space="preserve">국적: </w:t>
+      </w:r>
+      <w:r>
+        <w:rPr w:rFonts="맑은 고딕">
+          <w:rFonts w:ascii="맑은 고딕" w:hAnsi="맑은 고딕" w:eastAsia="맑은 고딕"/>
+          <w:b w:val="0"/>
+          <w:sz w:val="21"/>
+        </w:rPr>
+        <w:t>미국</w:t>
+      </w:r>
+    </w:p>
+    <w:p>
+      <w:pPr>
+        <w:spacing w:line="324" w:lineRule="auto" w:after="80"/>
+      </w:pPr>
+      <w:r>
+        <w:rPr w:rFonts="맑은 고딕">
+          <w:rFonts w:ascii="맑은 고딕" w:hAnsi="맑은 고딕" w:eastAsia="맑은 고딕"/>
+          <w:b w:val="0"/>
+          <w:color w:val="6B7280"/>
+          <w:sz w:val="21"/>
+        </w:rPr>
+        <w:t xml:space="preserve">· </w:t>
+      </w:r>
+      <w:r>
+        <w:rPr w:rFonts="맑은 고딕">
+          <w:rFonts w:ascii="맑은 고딕" w:hAnsi="맑은 고딕" w:eastAsia="맑은 고딕"/>
+          <w:b/>
+          <w:color w:val="1F2937"/>
+          <w:sz w:val="21"/>
+        </w:rPr>
+        <w:t xml:space="preserve">생몰년도: </w:t>
+      </w:r>
+      <w:r>
+        <w:rPr w:rFonts="맑은 고딕">
+          <w:rFonts w:ascii="맑은 고딕" w:hAnsi="맑은 고딕" w:eastAsia="맑은 고딕"/>
+          <w:b w:val="0"/>
+          <w:sz w:val="21"/>
+        </w:rPr>
+        <w:t>1961년 결성 (피터 야로우 1938~ / 노엘 폴 스투키 1937~ / 메리 트래버스 1936~2009)</w:t>
+      </w:r>
+    </w:p>
+    <w:p>
+      <w:pPr>
+        <w:spacing w:line="324" w:lineRule="auto" w:after="80"/>
+      </w:pPr>
+      <w:r>
+        <w:rPr w:rFonts="맑은 고딕">
+          <w:rFonts w:ascii="맑은 고딕" w:hAnsi="맑은 고딕" w:eastAsia="맑은 고딕"/>
+          <w:b w:val="0"/>
+          <w:color w:val="6B7280"/>
+          <w:sz w:val="21"/>
+        </w:rPr>
+        <w:t xml:space="preserve">· </w:t>
+      </w:r>
+      <w:r>
+        <w:rPr w:rFonts="맑은 고딕">
+          <w:rFonts w:ascii="맑은 고딕" w:hAnsi="맑은 고딕" w:eastAsia="맑은 고딕"/>
+          <w:b/>
+          <w:color w:val="1F2937"/>
+          <w:sz w:val="21"/>
+        </w:rPr>
+        <w:t xml:space="preserve">그룹 소속: </w:t>
+      </w:r>
+      <w:r>
+        <w:rPr w:rFonts="맑은 고딕">
+          <w:rFonts w:ascii="맑은 고딕" w:hAnsi="맑은 고딕" w:eastAsia="맑은 고딕"/>
+          <w:b w:val="0"/>
+          <w:sz w:val="21"/>
+        </w:rPr>
+        <w:t>3인조 혼성 포크 그룹</w:t>
+      </w:r>
+    </w:p>
+    <w:p>
+      <w:pPr>
+        <w:spacing w:line="324" w:lineRule="auto" w:after="80"/>
+      </w:pPr>
+      <w:r>
+        <w:rPr w:rFonts="맑은 고딕">
+          <w:rFonts w:ascii="맑은 고딕" w:hAnsi="맑은 고딕" w:eastAsia="맑은 고딕"/>
+          <w:b w:val="0"/>
+          <w:color w:val="6B7280"/>
+          <w:sz w:val="21"/>
+        </w:rPr>
+        <w:t xml:space="preserve">· </w:t>
+      </w:r>
+      <w:r>
+        <w:rPr w:rFonts="맑은 고딕">
+          <w:rFonts w:ascii="맑은 고딕" w:hAnsi="맑은 고딕" w:eastAsia="맑은 고딕"/>
+          <w:b/>
+          <w:color w:val="1F2937"/>
+          <w:sz w:val="21"/>
+        </w:rPr>
+        <w:t xml:space="preserve">아티스트 소개: </w:t>
+      </w:r>
+      <w:r>
+        <w:rPr w:rFonts="맑은 고딕">
+          <w:rFonts w:ascii="맑은 고딕" w:hAnsi="맑은 고딕" w:eastAsia="맑은 고딕"/>
+          <w:b w:val="0"/>
+          <w:sz w:val="21"/>
+        </w:rPr>
+        <w:t>뉴욕 그리니치 빌리지의 지성적 포크 물결을 대중화의 정점으로 이끈 전설적인 트리오로, 인권 운동과 반전 평화의 최전선에서 양심의 깃발을 높이 들었던 시대의 음유시인들입니다. 메리 트래버스의 풍부하고 깊이 있는 음색과 두 남성 보컬의 정교한 하모니가 어우러진 이들의 앙상블은 밥 딜런과 존 덴버의 음악을 세상에 널리 알리는 징검다리 역할을 하며 팝 음악사에 불멸의 발자취를 남겼습니다.</w:t>
+      </w:r>
+    </w:p>
+    <w:p>
+      <w:pPr>
+        <w:spacing w:line="324" w:lineRule="auto" w:before="200" w:after="80"/>
+      </w:pPr>
+      <w:r>
+        <w:rPr w:rFonts="맑은 고딕">
+          <w:rFonts w:ascii="맑은 고딕" w:hAnsi="맑은 고딕" w:eastAsia="맑은 고딕"/>
+          <w:b/>
+          <w:color w:val="1E3A8A"/>
+          <w:sz w:val="24"/>
+        </w:rPr>
+        <w:t>3. 음반 상세 분석</w:t>
+      </w:r>
+    </w:p>
+    <w:p>
+      <w:pPr>
+        <w:spacing w:line="324" w:lineRule="auto" w:after="80"/>
+      </w:pPr>
+      <w:r>
+        <w:rPr w:rFonts="맑은 고딕">
+          <w:rFonts w:ascii="맑은 고딕" w:hAnsi="맑은 고딕" w:eastAsia="맑은 고딕"/>
+          <w:b w:val="0"/>
+          <w:color w:val="6B7280"/>
+          <w:sz w:val="21"/>
+        </w:rPr>
+        <w:t xml:space="preserve">· </w:t>
+      </w:r>
+      <w:r>
+        <w:rPr w:rFonts="맑은 고딕">
+          <w:rFonts w:ascii="맑은 고딕" w:hAnsi="맑은 고딕" w:eastAsia="맑은 고딕"/>
+          <w:b/>
+          <w:color w:val="1F2937"/>
+          <w:sz w:val="21"/>
+        </w:rPr>
+        <w:t xml:space="preserve">역사적 위치: </w:t>
+      </w:r>
+      <w:r>
+        <w:rPr w:rFonts="맑은 고딕">
+          <w:rFonts w:ascii="맑은 고딕" w:hAnsi="맑은 고딕" w:eastAsia="맑은 고딕"/>
+          <w:b w:val="0"/>
+          <w:sz w:val="21"/>
+        </w:rPr>
+        <w:t>포크 음악이 사이키델릭과 록의 격랑 속에서 스스로의 정체성을 현대적으로 확장해 낸 결정적 명작입니다. 어쿠스틱 악기 중심의 정통성 위에 일렉트릭 악기와 오케스트레이션을 유려하게 덧입힘으로써, 포크가 시대의 변화에 굴복하지 않고 한층 진화할 수 있음을 입증한 음악사적 걸작입니다.</w:t>
+      </w:r>
+    </w:p>
+    <w:p>
+      <w:pPr>
+        <w:spacing w:line="324" w:lineRule="auto" w:after="80"/>
+      </w:pPr>
+      <w:r>
+        <w:rPr w:rFonts="맑은 고딕">
+          <w:rFonts w:ascii="맑은 고딕" w:hAnsi="맑은 고딕" w:eastAsia="맑은 고딕"/>
+          <w:b w:val="0"/>
+          <w:color w:val="6B7280"/>
+          <w:sz w:val="21"/>
+        </w:rPr>
+        <w:t xml:space="preserve">· </w:t>
+      </w:r>
+      <w:r>
+        <w:rPr w:rFonts="맑은 고딕">
+          <w:rFonts w:ascii="맑은 고딕" w:hAnsi="맑은 고딕" w:eastAsia="맑은 고딕"/>
+          <w:b/>
+          <w:color w:val="1F2937"/>
+          <w:sz w:val="21"/>
+        </w:rPr>
+        <w:t xml:space="preserve">시대의 흔적(스토리텔링): </w:t>
+      </w:r>
+      <w:r>
+        <w:rPr w:rFonts="맑은 고딕">
+          <w:rFonts w:ascii="맑은 고딕" w:hAnsi="맑은 고딕" w:eastAsia="맑은 고딕"/>
+          <w:b w:val="0"/>
+          <w:sz w:val="21"/>
+        </w:rPr>
+        <w:t>1967년 '사랑의 여름(Summer of Love)'의 열기와 베트남 전쟁이라는 짙은 그림자 사이에서, 당대 젊은이들이 느꼈던 실존적 불안과 이별의 아픔, 평화에 대한 갈망이 음반 전반에 잔잔한 수채화처럼 투영되어 있습니다. 공항에서의 기약 없는 이별을 노래한 서사시는 수많은 징집 청년들과 그들을 떠나보내야 했던 연인들의 눈물샘을 적신 시대의 서정적 기록이었습니다.</w:t>
+      </w:r>
+    </w:p>
+    <w:p>
+      <w:pPr>
+        <w:spacing w:line="324" w:lineRule="auto" w:before="200" w:after="80"/>
+      </w:pPr>
+      <w:r>
+        <w:rPr w:rFonts="맑은 고딕">
+          <w:rFonts w:ascii="맑은 고딕" w:hAnsi="맑은 고딕" w:eastAsia="맑은 고딕"/>
+          <w:b/>
+          <w:color w:val="1E3A8A"/>
+          <w:sz w:val="24"/>
+        </w:rPr>
+        <w:t>4. 주요 수록곡 및 감상 제언</w:t>
+      </w:r>
+    </w:p>
+    <w:p>
+      <w:pPr>
+        <w:spacing w:line="324" w:lineRule="auto" w:after="80"/>
+      </w:pPr>
+      <w:r>
+        <w:rPr w:rFonts="맑은 고딕">
+          <w:rFonts w:ascii="맑은 고딕" w:hAnsi="맑은 고딕" w:eastAsia="맑은 고딕"/>
+          <w:b w:val="0"/>
+          <w:color w:val="6B7280"/>
+          <w:sz w:val="21"/>
+        </w:rPr>
+        <w:t xml:space="preserve">· </w:t>
+      </w:r>
+      <w:r>
+        <w:rPr w:rFonts="맑은 고딕">
+          <w:rFonts w:ascii="맑은 고딕" w:hAnsi="맑은 고딕" w:eastAsia="맑은 고딕"/>
+          <w:b/>
+          <w:color w:val="1F2937"/>
+          <w:sz w:val="21"/>
+        </w:rPr>
+        <w:t xml:space="preserve">주요 수록곡 특징: </w:t>
+      </w:r>
+      <w:r>
+        <w:rPr w:rFonts="맑은 고딕">
+          <w:rFonts w:ascii="맑은 고딕" w:hAnsi="맑은 고딕" w:eastAsia="맑은 고딕"/>
+          <w:b w:val="0"/>
+          <w:sz w:val="21"/>
+        </w:rPr>
+        <w:t>당대 무명이었던 존 덴버의 천재성을 발굴하여 빌보드 싱글 차트 1위에 올려놓은 불멸의 명곡 「Leaving on a Jet Plane」은 담담해서 더욱 애절한 이별의 서정을 노래합니다. 또한 동시대 록 씬의 경향을 위트와 날카로운 감각으로 재해석한 히트곡 「I Dig Rock and Roll Music」, 전쟁과 인간 존엄에 대한 철학적 성찰을 엄숙한 어쿠스틱 선율에 담아낸 「The Great Mandella (The Wheel of Life)」는 본 앨범의 품격을 단적으로 보여줍니다.</w:t>
+      </w:r>
+    </w:p>
+    <w:p>
+      <w:pPr>
+        <w:spacing w:line="324" w:lineRule="auto" w:after="80"/>
+      </w:pPr>
+      <w:r>
+        <w:rPr w:rFonts="맑은 고딕">
+          <w:rFonts w:ascii="맑은 고딕" w:hAnsi="맑은 고딕" w:eastAsia="맑은 고딕"/>
+          <w:b w:val="0"/>
+          <w:color w:val="6B7280"/>
+          <w:sz w:val="21"/>
+        </w:rPr>
+        <w:t xml:space="preserve">· </w:t>
+      </w:r>
+      <w:r>
+        <w:rPr w:rFonts="맑은 고딕">
+          <w:rFonts w:ascii="맑은 고딕" w:hAnsi="맑은 고딕" w:eastAsia="맑은 고딕"/>
+          <w:b/>
+          <w:color w:val="1F2937"/>
+          <w:sz w:val="21"/>
+        </w:rPr>
+        <w:t xml:space="preserve">빈티지 감상 제언: </w:t>
+      </w:r>
+      <w:r>
+        <w:rPr w:rFonts="맑은 고딕">
+          <w:rFonts w:ascii="맑은 고딕" w:hAnsi="맑은 고딕" w:eastAsia="맑은 고딕"/>
+          <w:b w:val="0"/>
+          <w:sz w:val="21"/>
+        </w:rPr>
+        <w:t>진공관 앰프에 불을 지피고 턴테이블의 바늘을 올려놓으면, 나일론과 스틸 현이 튕겨 나가는 통기타의 섬세한 배음과 메리 트래버스의 풍성한 콘트랄토 보컬이 리스닝 룸 가득 따스한 온기로 채워집니다. 특히 좌우 스피커 사이로 정교하게 맺히는 세 사람의 음향적 정위감은 오직 오리지널 아날로그 LP를 통해서만 체감할 수 있는 순도 높은 감동입니다.</w:t>
+      </w:r>
+    </w:p>
+    <w:p>
+      <w:pPr>
+        <w:spacing w:line="324" w:lineRule="auto" w:after="80"/>
+      </w:pPr>
+      <w:r>
+        <w:rPr w:rFonts="맑은 고딕">
+          <w:rFonts w:ascii="맑은 고딕" w:hAnsi="맑은 고딕" w:eastAsia="맑은 고딕"/>
+          <w:b w:val="0"/>
+          <w:color w:val="6B7280"/>
+          <w:sz w:val="21"/>
+        </w:rPr>
+        <w:t xml:space="preserve">· </w:t>
+      </w:r>
+      <w:r>
+        <w:rPr w:rFonts="맑은 고딕">
+          <w:rFonts w:ascii="맑은 고딕" w:hAnsi="맑은 고딕" w:eastAsia="맑은 고딕"/>
+          <w:b/>
+          <w:color w:val="1F2937"/>
+          <w:sz w:val="21"/>
+        </w:rPr>
+        <w:t xml:space="preserve">소장 가치: </w:t>
+      </w:r>
+      <w:r>
+        <w:rPr w:rFonts="맑은 고딕">
+          <w:rFonts w:ascii="맑은 고딕" w:hAnsi="맑은 고딕" w:eastAsia="맑은 고딕"/>
+          <w:b w:val="0"/>
+          <w:sz w:val="21"/>
+        </w:rPr>
+        <w:t>1960년대 미국 포크의 정점이자 황혼기를 장식한 음반으로, 음악적 완성도뿐 아니라 탁월한 레코딩 품질을 자랑하여 정통 팝/포크 LP 컬렉터라면 반드시 라이브러리 중심부에 갖추어야 할 클래식 명반입니다.</w:t>
+      </w:r>
+    </w:p>
+    <w:p>
+      <w:pPr>
+        <w:spacing w:line="324" w:lineRule="auto" w:after="120" w:before="160"/>
+      </w:pPr>
+      <w:r>
+        <w:rPr w:rFonts="맑은 고딕">
+          <w:rFonts w:ascii="맑은 고딕" w:hAnsi="맑은 고딕" w:eastAsia="맑은 고딕"/>
+          <w:b/>
+          <w:color w:val="4338CA"/>
+          <w:sz w:val="21"/>
+        </w:rPr>
+        <w:t>이 음반을 통해 아련한 통기타 선율과 세 사람의 완벽한 화음이 전해주는 감동을 다시 한번 경험해 보시는 것은 어떨까요?</w:t>
       </w:r>
     </w:p>
     <w:sectPr>
       <w:pgSz w:w="12240" w:h="15840"/>
-      <w:pgMar w:top="1440" w:right="1440" w:bottom="1440" w:left="1440" w:header="720" w:footer="720" w:gutter="0"/>
+      <w:pgMar w:top="1152" w:right="1296" w:bottom="1152" w:left="1296" w:header="720" w:footer="720" w:gutter="0"/>
       <w:cols w:space="720"/>
       <w:docGrid w:linePitch="360"/>
     </w:sectPr>

--- a/word_reports/LP_0275_위치_373_Peter, Paul and Mary_Albu.docx
+++ b/word_reports/LP_0275_위치_373_Peter, Paul and Mary_Albu.docx
@@ -32,7 +32,7 @@
     </w:p>
     <w:p>
       <w:pPr>
-        <w:spacing w:line="324" w:lineRule="auto" w:before="80" w:after="160"/>
+        <w:spacing w:line="324" w:lineRule="auto" w:before="80" w:after="120"/>
       </w:pPr>
       <w:r>
         <w:rPr w:rFonts="맑은 고딕">
@@ -42,13 +42,6 @@
           <w:sz w:val="22"/>
         </w:rPr>
         <w:t xml:space="preserve">[음반 소개] </w:t>
-      </w:r>
-      <w:r>
-        <w:rPr w:rFonts="맑은 고딕">
-          <w:rFonts w:ascii="맑은 고딕" w:hAnsi="맑은 고딕" w:eastAsia="맑은 고딕"/>
-          <w:b w:val="0"/>
-          <w:sz w:val="21"/>
-        </w:rPr>
       </w:r>
     </w:p>
     <w:p>
@@ -61,7 +54,33 @@
           <w:b w:val="0"/>
           <w:sz w:val="21"/>
         </w:rPr>
-        <w:t>1960년대 미국 포크 리바이벌의 가장 눈부신 순간을 아로새긴 피터, 폴 앤 메리의 『Album 1700』은 전통적인 통기타의 순수함 위에 록과 챔버 팝의 유려한 숨결을 불어넣은 기념비적인 음반입니다. 시대의 불안과 청춘의 고뇌를 마주하던 1967년의 혼돈 속에서도, 세 사람이 직조해 낸 투명하고도 정결한 하모니는 상처 입은 영혼들을 따스하게 감싸 안는 위로의 안식처가 되어 주었습니다. 무르익은 음악적 원숙미와 서정적인 멜로디의 극치를 보여주는 이 작품은 반세기가 훌쩍 지난 오늘날에도 아날로그 바이닐의 홈 사이로 변치 않는 서정시를 울려 퍼뜨리고 있습니다.</w:t>
+        <w:t>1967년은 대중음악사에서 가장 거대하고도 찬란한 격변기였습니다. 사이키델릭 록의 폭발과 이른바 ‘사랑의 여름(Summer of Love)’의 환각적 열기가 온 세상을 뒤흔들던 그해 8월, 포크 음악의 거목 피터, 폴 앤 메리(Peter, Paul and Mary)는 자신들의 통산 일곱 번째 스튜디오 앨범인 본작을 세상에 내놓았습니다. 앨범 타이틀인 『Album 1700』은 당시 워너 브라더스 레코드의 카탈로그 등록 번호(WS 1700)에서 유래한 지극히 담담하고도 무심한 이름이었으나, 그 간결한 표제 뒤에 숨겨진 음악적 깊이와 예술적 울림은 결코 가볍지 않은 시대의 무게를 담아내고 있었습니다.</w:t>
+      </w:r>
+    </w:p>
+    <w:p>
+      <w:pPr>
+        <w:spacing w:line="324" w:lineRule="auto" w:after="120"/>
+      </w:pPr>
+      <w:r>
+        <w:rPr w:rFonts="맑은 고딕">
+          <w:rFonts w:ascii="맑은 고딕" w:hAnsi="맑은 고딕" w:eastAsia="맑은 고딕"/>
+          <w:b w:val="0"/>
+          <w:sz w:val="21"/>
+        </w:rPr>
+        <w:t>이 음반은 전통적인 아메리칸 포크의 순수주의에 갇혀 있지 않고, 당대를 지배하던 포크 록의 새로운 조류와 현대적인 스튜디오 편곡 기법을 유려하게 포용한 기념비적 걸작입니다. 피터 야로우와 노엘 폴 스투키, 그리고 메리 트래버스가 쌓아 올리는 정교하고도 투명한 3성 화음은 더욱 원숙해졌으며, 어쿠스틱 기타의 소박한 울림 위로 오케스트레이션과 리듬 섹션이 절묘하게 교차하며 포크 음악이 도달할 수 있는 가장 우아한 미학을 완성해 냈습니다. 이들은 단순한 음유시인을 넘어 시대의 관찰자이자 성찰자로서, 변화하는 음악 환경 속에서도 인간성에 대한 신뢰와 따스한 연대의 시선을 잃지 않았습니다.</w:t>
+      </w:r>
+    </w:p>
+    <w:p>
+      <w:pPr>
+        <w:spacing w:line="324" w:lineRule="auto" w:after="120"/>
+      </w:pPr>
+      <w:r>
+        <w:rPr w:rFonts="맑은 고딕">
+          <w:rFonts w:ascii="맑은 고딕" w:hAnsi="맑은 고딕" w:eastAsia="맑은 고딕"/>
+          <w:b w:val="0"/>
+          <w:sz w:val="21"/>
+        </w:rPr>
+        <w:t>특히 본 앨범은 훗날 위대한 싱어송라이터로 우뚝 서게 되는 무명의 존 덴버(John Denver)가 쓴 불멸의 명곡 ‘Leaving on a Jet Plane’을 처음으로 세상에 길어 올려 대중의 가슴속에 깊은 파문을 남겼습니다. 시대의 불안과 청춘의 이별, 그리고 반전(反戰)의 서사가 한데 어우러진 이 음반은 당대 젊은이들에게는 상처 입은 영혼을 어루만져 주는 다정한 피난처였으며, 오늘날에 이르러서는 1960년대라는 찬란했던 아날로그 시대의 순수와 낭만을 증언하는 고귀한 타임캡슐로 남아 있습니다. 세월의 먼지를 털어내고 턴테이블 위에 얹은 바이닐 소리골에서 피어오르는 그들의 하모니는, 반세기가 지난 지금도 여전히 변치 않는 서정적 온기와 숭고한 울림을 선사합니다.</w:t>
       </w:r>
     </w:p>
     <w:p>
@@ -168,7 +187,7 @@
           <w:b w:val="0"/>
           <w:sz w:val="21"/>
         </w:rPr>
-        <w:t>1967년 8월, 워너 브라더스 레코드(Warner Bros. Records)의 카탈로그 번호 'WS 1700'에서 음반명을 착안하여 발매되었으며, 순수 포크 트리오의 영역을 넘어 포크 록과 세련된 팝 편곡을 과감히 수용한 역사적 전환점의 음반입니다.</w:t>
+        <w:t>1967년 8월 워너 브라더스 레코드(Warner Bros. Records)를 통해 발매되었으며, 포크 리바이벌의 정점에서 포크 록의 세련된 양식을 지성적으로 수용한 역사적 명반</w:t>
       </w:r>
     </w:p>
     <w:p>
@@ -199,7 +218,7 @@
           <w:b w:val="0"/>
           <w:sz w:val="21"/>
         </w:rPr>
-        <w:t>발매 직후 평단과 대중의 뜨거운 지지를 받으며 미국 빌보드 200 앨범 차트 5위까지 올랐으며, 미국음반산업협회(RIAA)로부터 골드 레코드(Gold) 인증을 획득하며 상업적으로도 눈부신 성공을 거두었습니다.</w:t>
+        <w:t>발매 직후 빌보드 200 앨범 차트 15위에 올랐으며, 수록곡 ‘Leaving on a Jet Plane’이 1969년 빌보드 핫 100 1위를 기록하는 역주행 신화에 힘입어 미국음반산업협회(RIAA) 골드 및 플래티넘 인증 획득</w:t>
       </w:r>
     </w:p>
     <w:p>
@@ -230,7 +249,7 @@
           <w:b w:val="0"/>
           <w:sz w:val="21"/>
         </w:rPr>
-        <w:t>1968년 제10회 그래미 어워드(Grammy Awards)에서 최고 영예인 '올해의 앨범(Album of the Year)' 후보에 노미네이트되었으며, 시대를 초월한 포크 명반으로서 음악사에 공인된 권위를 확립하였습니다.</w:t>
+        <w:t>1968년 제10회 그래미 어워드(Grammy Awards) ‘최우수 포크 레코딩(Best Folk Performance)’ 부문 노미네이트 및 음악 전문지들로부터 만점에 가까운 비평적 찬사 획득</w:t>
       </w:r>
     </w:p>
     <w:p>
@@ -275,7 +294,7 @@
           <w:b w:val="0"/>
           <w:sz w:val="21"/>
         </w:rPr>
-        <w:t>미국</w:t>
+        <w:t>미국 (United States)</w:t>
       </w:r>
     </w:p>
     <w:p>
@@ -337,7 +356,7 @@
           <w:b w:val="0"/>
           <w:sz w:val="21"/>
         </w:rPr>
-        <w:t>3인조 혼성 포크 그룹</w:t>
+        <w:t>3인조 혼성 포크 그룹 (Trio)</w:t>
       </w:r>
     </w:p>
     <w:p>
@@ -368,7 +387,7 @@
           <w:b w:val="0"/>
           <w:sz w:val="21"/>
         </w:rPr>
-        <w:t>뉴욕 그리니치 빌리지의 지성적 포크 물결을 대중화의 정점으로 이끈 전설적인 트리오로, 인권 운동과 반전 평화의 최전선에서 양심의 깃발을 높이 들었던 시대의 음유시인들입니다. 메리 트래버스의 풍부하고 깊이 있는 음색과 두 남성 보컬의 정교한 하모니가 어우러진 이들의 앙상블은 밥 딜런과 존 덴버의 음악을 세상에 널리 알리는 징검다리 역할을 하며 팝 음악사에 불멸의 발자취를 남겼습니다.</w:t>
+        <w:t>1960년대 미국 어반 포크 리바이벌(Urban Folk Revival) 운동의 중심에서 포크 음악을 대중화하고 사회 변혁의 메시지를 전파한 전설적인 보컬 트리오입니다. 피터 야로우와 노엘 폴 스투키의 서정적인 핑거스타일 기타 연주와 메리 트래버스의 청아하고도 강인한 보컬이 빚어내는 무결점 화음은 팝과 포크의 역사를 통틀어 가장 아름다운 하모니 중 하나로 꼽힙니다.</w:t>
       </w:r>
     </w:p>
     <w:p>
@@ -413,7 +432,7 @@
           <w:b w:val="0"/>
           <w:sz w:val="21"/>
         </w:rPr>
-        <w:t>포크 음악이 사이키델릭과 록의 격랑 속에서 스스로의 정체성을 현대적으로 확장해 낸 결정적 명작입니다. 어쿠스틱 악기 중심의 정통성 위에 일렉트릭 악기와 오케스트레이션을 유려하게 덧입힘으로써, 포크가 시대의 변화에 굴복하지 않고 한층 진화할 수 있음을 입증한 음악사적 걸작입니다.</w:t>
+        <w:t>순수 어쿠스틱 포크 사운드에 록 비트와 혼 세션, 스트링 오케스트레이션을 결합하여 포크 음악의 표현 영역을 팝의 영역으로 확장시킨 음반입니다. 밥 딜런으로 촉발된 포크 록의 물결 속에서 포크 보컬 그룹이 시대적 진화를 어떻게 성취해야 하는지를 보여준 모범적 이정표로 평가받습니다.</w:t>
       </w:r>
     </w:p>
     <w:p>
@@ -444,7 +463,7 @@
           <w:b w:val="0"/>
           <w:sz w:val="21"/>
         </w:rPr>
-        <w:t>1967년 '사랑의 여름(Summer of Love)'의 열기와 베트남 전쟁이라는 짙은 그림자 사이에서, 당대 젊은이들이 느꼈던 실존적 불안과 이별의 아픔, 평화에 대한 갈망이 음반 전반에 잔잔한 수채화처럼 투영되어 있습니다. 공항에서의 기약 없는 이별을 노래한 서사시는 수많은 징집 청년들과 그들을 떠나보내야 했던 연인들의 눈물샘을 적신 시대의 서정적 기록이었습니다.</w:t>
+        <w:t>베트남 전쟁의 징집 영장을 받아 든 청년들의 쓸쓸한 출영과 ‘사랑의 여름’이 교차하던 1967년 미국 사회의 명암을 고스란히 담아냈습니다. 급변하는 사이키델릭 록 열풍을 해학적으로 묘사하는가 하면, 떠나가는 이의 비애와 반전의 이상을 노래하며 상처받은 청춘들의 감성을 가장 따뜻하고 정직하게 어루만진 시대의 초상화입니다.</w:t>
       </w:r>
     </w:p>
     <w:p>
@@ -489,7 +508,7 @@
           <w:b w:val="0"/>
           <w:sz w:val="21"/>
         </w:rPr>
-        <w:t>당대 무명이었던 존 덴버의 천재성을 발굴하여 빌보드 싱글 차트 1위에 올려놓은 불멸의 명곡 「Leaving on a Jet Plane」은 담담해서 더욱 애절한 이별의 서정을 노래합니다. 또한 동시대 록 씬의 경향을 위트와 날카로운 감각으로 재해석한 히트곡 「I Dig Rock and Roll Music」, 전쟁과 인간 존엄에 대한 철학적 성찰을 엄숙한 어쿠스틱 선율에 담아낸 「The Great Mandella (The Wheel of Life)」는 본 앨범의 품격을 단적으로 보여줍니다.</w:t>
+        <w:t>존 덴버의 원곡을 서정미 넘치는 하모니로 승화시켜 전 세계인의 연가가 된 ‘Leaving on a Jet Plane’, 마마스 앤 파파스와 도노반, 비틀즈 등 동시대 록 씬을 유쾌하고 재치 있게 패러디한 ‘I Dig Rock and Roll Music’, 그리고 삶과 죽음, 반전의 메시지를 숭고한 영적 서사로 풀어낸 피터 야로우의 걸작 ‘The Great Mandella (The Wheel of Life)’ 등이 앨범의 품격을 입체적으로 완성합니다.</w:t>
       </w:r>
     </w:p>
     <w:p>
@@ -520,7 +539,7 @@
           <w:b w:val="0"/>
           <w:sz w:val="21"/>
         </w:rPr>
-        <w:t>진공관 앰프에 불을 지피고 턴테이블의 바늘을 올려놓으면, 나일론과 스틸 현이 튕겨 나가는 통기타의 섬세한 배음과 메리 트래버스의 풍성한 콘트랄토 보컬이 리스닝 룸 가득 따스한 온기로 채워집니다. 특히 좌우 스피커 사이로 정교하게 맺히는 세 사람의 음향적 정위감은 오직 오리지널 아날로그 LP를 통해서만 체감할 수 있는 순도 높은 감동입니다.</w:t>
+        <w:t>진공관 앰프 특유의 포근하고 배음 풍부한 질감과 결합했을 때 진가를 발휘합니다. 턴테이블의 카트리지가 소리골을 긁으며 일으키는 섬세한 공기감 속에서 좌우 채널로 분리되어 흐르는 두 남성의 정갈한 어쿠스틱 기타와 중앙을 묵직하게 채우는 메리 트래버스의 선명한 보컬 포커싱을 음미해 보시길 권합니다.</w:t>
       </w:r>
     </w:p>
     <w:p>
@@ -551,7 +570,7 @@
           <w:b w:val="0"/>
           <w:sz w:val="21"/>
         </w:rPr>
-        <w:t>1960년대 미국 포크의 정점이자 황혼기를 장식한 음반으로, 음악적 완성도뿐 아니라 탁월한 레코딩 품질을 자랑하여 정통 팝/포크 LP 컬렉터라면 반드시 라이브러리 중심부에 갖추어야 할 클래식 명반입니다.</w:t>
+        <w:t>1960년대 후반의 찬란했던 포크 록 여명기를 담아낸 오리지널 아날로그 사운드의 정수로, 포크 애호가는 물론 팝과 클래식 보컬 음악을 사랑하는 컬렉터라면 서가에 필히 갖추어야 할 불후의 명작 바이닐입니다.</w:t>
       </w:r>
     </w:p>
     <w:p>
@@ -565,7 +584,7 @@
           <w:color w:val="4338CA"/>
           <w:sz w:val="21"/>
         </w:rPr>
-        <w:t>이 음반을 통해 아련한 통기타 선율과 세 사람의 완벽한 화음이 전해주는 감동을 다시 한번 경험해 보시는 것은 어떨까요?</w:t>
+        <w:t>이 음반을 통해 아날로그 소리골을 타고 흐르는 숭고한 삼중 화음이 전해주는 감동을 다시 한번 경험해 보시는 것은 어떨까요?</w:t>
       </w:r>
     </w:p>
     <w:sectPr>
